--- a/zhs/docx/008.content.docx
+++ b/zhs/docx/008.content.docx
@@ -218,36 +218,24 @@
         </w:rPr>
         <w:t>是</w:t>
       </w:r>
-      <w:hyperlink r:id="rId13">
-        <w:r>
-          <w:rPr>
-            <w:lang w:val="zh_CN" w:bidi="zh_CN"/>
-          </w:rPr>
-          <w:rPr>
-            <w:color w:val="0000EE"/>
-            <w:u w:val="single"/>
-          </w:rPr>
-          <w:t>以色列</w:t>
-        </w:r>
-      </w:hyperlink>
+      <w:r>
+        <w:rPr>
+          <w:lang w:val="zh_CN" w:bidi="zh_CN"/>
+        </w:rPr>
+        <w:t>以色列</w:t>
+      </w:r>
       <w:r>
         <w:rPr>
           <w:lang w:val="zh_CN" w:bidi="zh_CN"/>
         </w:rPr>
         <w:t>的第二个</w:t>
       </w:r>
-      <w:hyperlink r:id="rId14">
-        <w:r>
-          <w:rPr>
-            <w:lang w:val="zh_CN" w:bidi="zh_CN"/>
-          </w:rPr>
-          <w:rPr>
-            <w:color w:val="0000EE"/>
-            <w:u w:val="single"/>
-          </w:rPr>
-          <w:t>王</w:t>
-        </w:r>
-      </w:hyperlink>
+      <w:r>
+        <w:rPr>
+          <w:lang w:val="zh_CN" w:bidi="zh_CN"/>
+        </w:rPr>
+        <w:t>王</w:t>
+      </w:r>
       <w:r>
         <w:rPr>
           <w:lang w:val="zh_CN" w:bidi="zh_CN"/>
@@ -266,56 +254,26 @@
         <w:rPr>
           <w:lang w:val="zh_CN" w:bidi="zh_CN"/>
         </w:rPr>
-        <w:t>大卫是一个名叫耶西的人的最小的儿子。大卫牧养他父亲的羊。耶西和他的家人住在一个名叫</w:t>
-      </w:r>
-      <w:hyperlink r:id="rId15">
-        <w:r>
-          <w:rPr>
-            <w:lang w:val="zh_CN" w:bidi="zh_CN"/>
-          </w:rPr>
-          <w:rPr>
-            <w:color w:val="0000EE"/>
-            <w:u w:val="single"/>
-          </w:rPr>
-          <w:t>伯利恒</w:t>
-        </w:r>
-      </w:hyperlink>
-      <w:r>
-        <w:rPr>
-          <w:lang w:val="zh_CN" w:bidi="zh_CN"/>
-        </w:rPr>
-        <w:t>的村庄。大卫的哥哥们是扫罗王的军队中的士兵，扫罗是以色列第一个王。扫罗王不顺服神，所以神弃绝了他。因此，神指示</w:t>
-      </w:r>
-      <w:hyperlink r:id="rId16">
-        <w:r>
-          <w:rPr>
-            <w:lang w:val="zh_CN" w:bidi="zh_CN"/>
-          </w:rPr>
-          <w:rPr>
-            <w:color w:val="0000EE"/>
-            <w:u w:val="single"/>
-          </w:rPr>
-          <w:t>先知</w:t>
-        </w:r>
-      </w:hyperlink>
+        <w:t>大卫是一个名叫耶西的人的最小的儿子。大卫牧养他父亲的羊。耶西和他的家人住在一个名叫伯利恒的村庄。大卫的哥哥们是扫罗王的军队中的士兵，扫罗是以色列第一个王。扫罗王不顺服神，所以神弃绝了他。因此，神指示</w:t>
+      </w:r>
+      <w:r>
+        <w:rPr>
+          <w:lang w:val="zh_CN" w:bidi="zh_CN"/>
+        </w:rPr>
+        <w:t>先知</w:t>
+      </w:r>
       <w:r>
         <w:rPr>
           <w:lang w:val="zh_CN" w:bidi="zh_CN"/>
         </w:rPr>
         <w:t>撒母耳，去</w:t>
       </w:r>
-      <w:hyperlink r:id="rId17">
-        <w:r>
-          <w:rPr>
-            <w:lang w:val="zh_CN" w:bidi="zh_CN"/>
-          </w:rPr>
-          <w:rPr>
-            <w:color w:val="0000EE"/>
-            <w:u w:val="single"/>
-          </w:rPr>
-          <w:t>膏抹</w:t>
-        </w:r>
-      </w:hyperlink>
+      <w:r>
+        <w:rPr>
+          <w:lang w:val="zh_CN" w:bidi="zh_CN"/>
+        </w:rPr>
+        <w:t>膏抹</w:t>
+      </w:r>
       <w:r>
         <w:rPr>
           <w:lang w:val="zh_CN" w:bidi="zh_CN"/>
@@ -334,38 +292,14 @@
         <w:rPr>
           <w:lang w:val="zh_CN" w:bidi="zh_CN"/>
         </w:rPr>
-        <w:t>有一次，当扫罗王和他的军队与一些敌人交战时，</w:t>
-      </w:r>
-      <w:hyperlink r:id="rId18">
-        <w:r>
-          <w:rPr>
-            <w:lang w:val="zh_CN" w:bidi="zh_CN"/>
-          </w:rPr>
-          <w:rPr>
-            <w:color w:val="0000EE"/>
-            <w:u w:val="single"/>
-          </w:rPr>
-          <w:t>以色列人</w:t>
-        </w:r>
-      </w:hyperlink>
-      <w:r>
-        <w:rPr>
-          <w:lang w:val="zh_CN" w:bidi="zh_CN"/>
-        </w:rPr>
-        <w:t>输掉了一场战斗，扫罗王和他的儿子们被杀死。这之后，以色列人立大卫为他们的王。大卫开始住在</w:t>
-      </w:r>
-      <w:hyperlink r:id="rId19">
-        <w:r>
-          <w:rPr>
-            <w:lang w:val="zh_CN" w:bidi="zh_CN"/>
-          </w:rPr>
-          <w:rPr>
-            <w:color w:val="0000EE"/>
-            <w:u w:val="single"/>
-          </w:rPr>
-          <w:t>耶路撒冷</w:t>
-        </w:r>
-      </w:hyperlink>
+        <w:t>有一次，当扫罗王和他的军队与一些敌人交战时，以色列人输掉了一场战斗，扫罗王和他的儿子们被杀死。这之后，以色列人立大卫为他们的王。大卫开始住在</w:t>
+      </w:r>
+      <w:r>
+        <w:rPr>
+          <w:lang w:val="zh_CN" w:bidi="zh_CN"/>
+        </w:rPr>
+        <w:t>耶路撒冷</w:t>
+      </w:r>
       <w:r>
         <w:rPr>
           <w:lang w:val="zh_CN" w:bidi="zh_CN"/>
@@ -386,41 +320,17 @@
         </w:rPr>
         <w:t>大卫成为以色列最受人喜爱的王。他爱神，并信靠祂。因此，神称他为"合神心意的人"。大卫非常想为神建造一座</w:t>
       </w:r>
-      <w:hyperlink r:id="rId20">
-        <w:r>
-          <w:rPr>
-            <w:lang w:val="zh_CN" w:bidi="zh_CN"/>
-          </w:rPr>
-          <w:rPr>
-            <w:color w:val="0000EE"/>
-            <w:u w:val="single"/>
-          </w:rPr>
-          <w:t>殿</w:t>
-        </w:r>
-      </w:hyperlink>
-      <w:r>
-        <w:rPr>
-          <w:lang w:val="zh_CN" w:bidi="zh_CN"/>
-        </w:rPr>
-        <w:t>，但神告诉大卫，不是大卫，而是大卫的儿子要建造这座殿。神赐给大卫一个非常重要的应许。神应许大卫，他的一个</w:t>
-      </w:r>
-      <w:hyperlink r:id="rId21">
-        <w:r>
-          <w:rPr>
-            <w:lang w:val="zh_CN" w:bidi="zh_CN"/>
-          </w:rPr>
-          <w:rPr>
-            <w:color w:val="0000EE"/>
-            <w:u w:val="single"/>
-          </w:rPr>
-          <w:t>后裔</w:t>
-        </w:r>
-      </w:hyperlink>
-      <w:r>
-        <w:rPr>
-          <w:lang w:val="zh_CN" w:bidi="zh_CN"/>
-        </w:rPr>
-        <w:t>将永远统治以色列。</w:t>
+      <w:r>
+        <w:rPr>
+          <w:lang w:val="zh_CN" w:bidi="zh_CN"/>
+        </w:rPr>
+        <w:t>殿</w:t>
+      </w:r>
+      <w:r>
+        <w:rPr>
+          <w:lang w:val="zh_CN" w:bidi="zh_CN"/>
+        </w:rPr>
+        <w:t>，但神告诉大卫，不是大卫，而是大卫的儿子要建造这座殿。神赐给大卫一个非常重要的应许。神应许大卫，他的一个后裔将永远统治以色列。</w:t>
       </w:r>
     </w:p>
     <w:p>
@@ -436,66 +346,42 @@
         </w:rPr>
         <w:t>这并不意味着大卫从来没有做错任何事。事实上，他做了一些可怕的事情：他犯了</w:t>
       </w:r>
-      <w:hyperlink r:id="rId22">
-        <w:r>
-          <w:rPr>
-            <w:lang w:val="zh_CN" w:bidi="zh_CN"/>
-          </w:rPr>
-          <w:rPr>
-            <w:color w:val="0000EE"/>
-            <w:u w:val="single"/>
-          </w:rPr>
-          <w:t>奸淫</w:t>
-        </w:r>
-      </w:hyperlink>
+      <w:r>
+        <w:rPr>
+          <w:lang w:val="zh_CN" w:bidi="zh_CN"/>
+        </w:rPr>
+        <w:t>奸淫</w:t>
+      </w:r>
       <w:r>
         <w:rPr>
           <w:lang w:val="zh_CN" w:bidi="zh_CN"/>
         </w:rPr>
         <w:t>和谋杀。但他为他的</w:t>
       </w:r>
-      <w:hyperlink r:id="rId23">
-        <w:r>
-          <w:rPr>
-            <w:lang w:val="zh_CN" w:bidi="zh_CN"/>
-          </w:rPr>
-          <w:rPr>
-            <w:color w:val="0000EE"/>
-            <w:u w:val="single"/>
-          </w:rPr>
-          <w:t>罪</w:t>
-        </w:r>
-      </w:hyperlink>
-      <w:hyperlink r:id="rId24">
-        <w:r>
-          <w:rPr>
-            <w:lang w:val="zh_CN" w:bidi="zh_CN"/>
-          </w:rPr>
-          <w:rPr>
-            <w:color w:val="0000EE"/>
-            <w:u w:val="single"/>
-          </w:rPr>
-          <w:t>悔改</w:t>
-        </w:r>
-      </w:hyperlink>
+      <w:r>
+        <w:rPr>
+          <w:lang w:val="zh_CN" w:bidi="zh_CN"/>
+        </w:rPr>
+        <w:t>罪</w:t>
+      </w:r>
+      <w:r>
+        <w:rPr>
+          <w:lang w:val="zh_CN" w:bidi="zh_CN"/>
+        </w:rPr>
+        <w:t>悔改</w:t>
+      </w:r>
       <w:r>
         <w:rPr>
           <w:lang w:val="zh_CN" w:bidi="zh_CN"/>
         </w:rPr>
         <w:t>，神饶恕了他。但即使神</w:t>
       </w:r>
-      <w:hyperlink r:id="rId25">
-        <w:r>
-          <w:rPr>
-            <w:lang w:val="zh_CN" w:bidi="zh_CN"/>
-          </w:rPr>
-          <w:rPr>
-            <w:color w:val="0000EE"/>
-            <w:u w:val="single"/>
-          </w:rPr>
-          <w:t>饶恕</w:t>
-        </w:r>
-      </w:hyperlink>
+      <w:r>
+        <w:rPr>
+          <w:lang w:val="zh_CN" w:bidi="zh_CN"/>
+        </w:rPr>
+        <w:t>饶恕</w:t>
+      </w:r>
       <w:r>
         <w:rPr>
           <w:lang w:val="zh_CN" w:bidi="zh_CN"/>
@@ -530,18 +416,12 @@
         </w:rPr>
         <w:t>大卫死后几百年，以色列</w:t>
       </w:r>
-      <w:hyperlink r:id="rId26">
-        <w:r>
-          <w:rPr>
-            <w:lang w:val="zh_CN" w:bidi="zh_CN"/>
-          </w:rPr>
-          <w:rPr>
-            <w:color w:val="0000EE"/>
-            <w:u w:val="single"/>
-          </w:rPr>
-          <w:t>国</w:t>
-        </w:r>
-      </w:hyperlink>
+      <w:r>
+        <w:rPr>
+          <w:lang w:val="zh_CN" w:bidi="zh_CN"/>
+        </w:rPr>
+        <w:t>国</w:t>
+      </w:r>
       <w:r>
         <w:rPr>
           <w:lang w:val="zh_CN" w:bidi="zh_CN"/>
@@ -601,7 +481,7 @@
           <w:lang w:val="zh_CN" w:bidi="zh_CN"/>
         </w:rPr>
       </w:r>
-      <w:hyperlink r:id="rId27">
+      <w:hyperlink r:id="rId13">
         <w:r>
           <w:rPr>
             <w:lang w:val="zh_CN" w:bidi="zh_CN"/>
@@ -672,38 +552,14 @@
         <w:rPr>
           <w:lang w:val="zh_CN" w:bidi="zh_CN"/>
         </w:rPr>
-        <w:t>是指</w:t>
-      </w:r>
-      <w:hyperlink r:id="rId21">
-        <w:r>
-          <w:rPr>
-            <w:lang w:val="zh_CN" w:bidi="zh_CN"/>
-          </w:rPr>
-          <w:rPr>
-            <w:color w:val="0000EE"/>
-            <w:u w:val="single"/>
-          </w:rPr>
-          <w:t>大卫的后裔</w:t>
-        </w:r>
-      </w:hyperlink>
-      <w:r>
-        <w:rPr>
-          <w:lang w:val="zh_CN" w:bidi="zh_CN"/>
-        </w:rPr>
-        <w:t>，即使这个后裔是在</w:t>
-      </w:r>
-      <w:hyperlink r:id="rId28">
-        <w:r>
-          <w:rPr>
-            <w:lang w:val="zh_CN" w:bidi="zh_CN"/>
-          </w:rPr>
-          <w:rPr>
-            <w:color w:val="0000EE"/>
-            <w:u w:val="single"/>
-          </w:rPr>
-          <w:t>大卫</w:t>
-        </w:r>
-      </w:hyperlink>
+        <w:t>是指大卫的后裔，即使这个后裔是在</w:t>
+      </w:r>
+      <w:r>
+        <w:rPr>
+          <w:lang w:val="zh_CN" w:bidi="zh_CN"/>
+        </w:rPr>
+        <w:t>大卫</w:t>
+      </w:r>
       <w:r>
         <w:rPr>
           <w:lang w:val="zh_CN" w:bidi="zh_CN"/>
@@ -722,92 +578,50 @@
         <w:rPr>
           <w:lang w:val="zh_CN" w:bidi="zh_CN"/>
         </w:rPr>
-        <w:t>大卫是最受</w:t>
-      </w:r>
-      <w:hyperlink r:id="rId18">
-        <w:r>
-          <w:rPr>
-            <w:lang w:val="zh_CN" w:bidi="zh_CN"/>
-          </w:rPr>
-          <w:rPr>
-            <w:color w:val="0000EE"/>
-            <w:u w:val="single"/>
-          </w:rPr>
-          <w:t>以色列人</w:t>
-        </w:r>
-      </w:hyperlink>
-      <w:r>
-        <w:rPr>
-          <w:lang w:val="zh_CN" w:bidi="zh_CN"/>
-        </w:rPr>
-        <w:t>喜爱的王，在耶稣出生前大约一千年。 神应许大卫，他的一个后裔将永远统治</w:t>
-      </w:r>
-      <w:hyperlink r:id="rId13">
-        <w:r>
-          <w:rPr>
-            <w:lang w:val="zh_CN" w:bidi="zh_CN"/>
-          </w:rPr>
-          <w:rPr>
-            <w:color w:val="0000EE"/>
-            <w:u w:val="single"/>
-          </w:rPr>
-          <w:t>以色列</w:t>
-        </w:r>
-      </w:hyperlink>
+        <w:t>大卫是最受以色列人喜爱的王，在耶稣出生前大约一千年。 神应许大卫，他的一个后裔将永远统治</w:t>
+      </w:r>
+      <w:r>
+        <w:rPr>
+          <w:lang w:val="zh_CN" w:bidi="zh_CN"/>
+        </w:rPr>
+        <w:t>以色列</w:t>
+      </w:r>
       <w:r>
         <w:rPr>
           <w:lang w:val="zh_CN" w:bidi="zh_CN"/>
         </w:rPr>
         <w:t>。 但因为以色列人如此不顺服神，神允许他们的仇敌征服他们。 以色列</w:t>
       </w:r>
-      <w:hyperlink r:id="rId29">
-        <w:r>
-          <w:rPr>
-            <w:lang w:val="zh_CN" w:bidi="zh_CN"/>
-          </w:rPr>
-          <w:rPr>
-            <w:color w:val="0000EE"/>
-            <w:u w:val="single"/>
-          </w:rPr>
-          <w:t>国</w:t>
-        </w:r>
-      </w:hyperlink>
+      <w:r>
+        <w:rPr>
+          <w:lang w:val="zh_CN" w:bidi="zh_CN"/>
+        </w:rPr>
+        <w:t>国</w:t>
+      </w:r>
       <w:r>
         <w:rPr>
           <w:lang w:val="zh_CN" w:bidi="zh_CN"/>
         </w:rPr>
         <w:t>不再存在。 但即使在这个困难的时刻，神仍赐给人们盼望的信息。 通过祂的代言人，</w:t>
       </w:r>
-      <w:hyperlink r:id="rId30">
-        <w:r>
-          <w:rPr>
-            <w:lang w:val="zh_CN" w:bidi="zh_CN"/>
-          </w:rPr>
-          <w:rPr>
-            <w:color w:val="0000EE"/>
-            <w:u w:val="single"/>
-          </w:rPr>
-          <w:t>先知</w:t>
-        </w:r>
-      </w:hyperlink>
+      <w:r>
+        <w:rPr>
+          <w:lang w:val="zh_CN" w:bidi="zh_CN"/>
+        </w:rPr>
+        <w:t>先知</w:t>
+      </w:r>
       <w:r>
         <w:rPr>
           <w:lang w:val="zh_CN" w:bidi="zh_CN"/>
         </w:rPr>
         <w:t>，神告诉人们，大卫的后裔统治以色列的日子会再次来到。 这位</w:t>
       </w:r>
-      <w:hyperlink r:id="rId14">
-        <w:r>
-          <w:rPr>
-            <w:lang w:val="zh_CN" w:bidi="zh_CN"/>
-          </w:rPr>
-          <w:rPr>
-            <w:color w:val="0000EE"/>
-            <w:u w:val="single"/>
-          </w:rPr>
-          <w:t>王</w:t>
-        </w:r>
-      </w:hyperlink>
+      <w:r>
+        <w:rPr>
+          <w:lang w:val="zh_CN" w:bidi="zh_CN"/>
+        </w:rPr>
+        <w:t>王</w:t>
+      </w:r>
       <w:r>
         <w:rPr>
           <w:lang w:val="zh_CN" w:bidi="zh_CN"/>
@@ -826,74 +640,38 @@
         <w:rPr>
           <w:lang w:val="zh_CN" w:bidi="zh_CN"/>
         </w:rPr>
-        <w:t>所以以色列人期待有一天神会差遣这位王和</w:t>
-      </w:r>
-      <w:hyperlink r:id="rId31">
-        <w:r>
-          <w:rPr>
-            <w:lang w:val="zh_CN" w:bidi="zh_CN"/>
-          </w:rPr>
-          <w:rPr>
-            <w:color w:val="0000EE"/>
-            <w:u w:val="single"/>
-          </w:rPr>
-          <w:t>救主</w:t>
-        </w:r>
-      </w:hyperlink>
-      <w:r>
-        <w:rPr>
-          <w:lang w:val="zh_CN" w:bidi="zh_CN"/>
-        </w:rPr>
-        <w:t>。 他们称这应许的王为</w:t>
-      </w:r>
-      <w:hyperlink r:id="rId32">
-        <w:r>
-          <w:rPr>
-            <w:lang w:val="zh_CN" w:bidi="zh_CN"/>
-          </w:rPr>
-          <w:rPr>
-            <w:color w:val="0000EE"/>
-            <w:u w:val="single"/>
-          </w:rPr>
-          <w:t>弥赛亚</w:t>
-        </w:r>
-      </w:hyperlink>
+        <w:t>所以以色列人期待有一天神会差遣这位王和救主。 他们称这应许的王为</w:t>
+      </w:r>
+      <w:r>
+        <w:rPr>
+          <w:lang w:val="zh_CN" w:bidi="zh_CN"/>
+        </w:rPr>
+        <w:t>弥赛亚</w:t>
+      </w:r>
       <w:r>
         <w:rPr>
           <w:lang w:val="zh_CN" w:bidi="zh_CN"/>
         </w:rPr>
         <w:t>或</w:t>
       </w:r>
-      <w:hyperlink r:id="rId33">
-        <w:r>
-          <w:rPr>
-            <w:lang w:val="zh_CN" w:bidi="zh_CN"/>
-          </w:rPr>
-          <w:rPr>
-            <w:color w:val="0000EE"/>
-            <w:u w:val="single"/>
-          </w:rPr>
-          <w:t>基督</w:t>
-        </w:r>
-      </w:hyperlink>
+      <w:r>
+        <w:rPr>
+          <w:lang w:val="zh_CN" w:bidi="zh_CN"/>
+        </w:rPr>
+        <w:t>基督</w:t>
+      </w:r>
       <w:r>
         <w:rPr>
           <w:lang w:val="zh_CN" w:bidi="zh_CN"/>
         </w:rPr>
         <w:t>。 弥赛亚是被任命执行特殊任务的人。弥赛亚将是大卫的后裔。 在新约中，当人们称耶稣为"大卫的子孙"时，他们的意思是说他们</w:t>
       </w:r>
-      <w:hyperlink r:id="rId34">
-        <w:r>
-          <w:rPr>
-            <w:lang w:val="zh_CN" w:bidi="zh_CN"/>
-          </w:rPr>
-          <w:rPr>
-            <w:color w:val="0000EE"/>
-            <w:u w:val="single"/>
-          </w:rPr>
-          <w:t>相信</w:t>
-        </w:r>
-      </w:hyperlink>
+      <w:r>
+        <w:rPr>
+          <w:lang w:val="zh_CN" w:bidi="zh_CN"/>
+        </w:rPr>
+        <w:t>相信</w:t>
+      </w:r>
       <w:r>
         <w:rPr>
           <w:lang w:val="zh_CN" w:bidi="zh_CN"/>
@@ -953,7 +731,7 @@
           <w:lang w:val="zh_CN" w:bidi="zh_CN"/>
         </w:rPr>
       </w:r>
-      <w:hyperlink r:id="rId27">
+      <w:hyperlink r:id="rId13">
         <w:r>
           <w:rPr>
             <w:lang w:val="zh_CN" w:bidi="zh_CN"/>

--- a/zhs/docx/008.content.docx
+++ b/zhs/docx/008.content.docx
@@ -455,23 +455,12 @@
         <w:rPr>
           <w:lang w:val="zh_CN" w:bidi="zh_CN"/>
         </w:rPr>
-        <w:t>大卫</w:t>
-      </w:r>
-      <w:r>
-        <w:rPr>
-          <w:lang w:val="zh_CN" w:bidi="zh_CN"/>
-        </w:rPr>
-      </w:r>
-    </w:p>
-    <w:p>
-      <w:pPr>
-        <w:pStyle w:val="Heading4"/>
-      </w:pPr>
-      <w:r>
-        <w:rPr>
-          <w:lang w:val="zh_CN" w:bidi="zh_CN"/>
-        </w:rPr>
-        <w:t>Audio Content</w:t>
+        <w:t>大卫的子孙</w:t>
+      </w:r>
+      <w:r>
+        <w:rPr>
+          <w:lang w:val="zh_CN" w:bidi="zh_CN"/>
+        </w:rPr>
       </w:r>
     </w:p>
     <w:p>
@@ -481,33 +470,30 @@
           <w:lang w:val="zh_CN" w:bidi="zh_CN"/>
         </w:rPr>
       </w:r>
-      <w:hyperlink r:id="rId13">
-        <w:r>
-          <w:rPr>
-            <w:lang w:val="zh_CN" w:bidi="zh_CN"/>
-          </w:rPr>
-          <w:rPr>
-            <w:color w:val="0000EE"/>
-            <w:u w:val="single"/>
-          </w:rPr>
-          <w:t>mp3 file</w:t>
-        </w:r>
-      </w:hyperlink>
-      <w:r>
-        <w:rPr>
-          <w:lang w:val="zh_CN" w:bidi="zh_CN"/>
-        </w:rPr>
-        <w:t xml:space="preserve"> (None KB)</w:t>
-      </w:r>
-      <w:r>
-        <w:rPr>
-          <w:lang w:val="zh_CN" w:bidi="zh_CN"/>
-        </w:rPr>
-      </w:r>
-      <w:r>
-        <w:rPr>
-          <w:lang w:val="zh_CN" w:bidi="zh_CN"/>
-        </w:rPr>
+      <w:r>
+        <w:rPr>
+          <w:b/>
+          <w:lang w:val="zh_CN" w:bidi="zh_CN"/>
+        </w:rPr>
+        <w:t>大卫的子孙</w:t>
+      </w:r>
+      <w:r>
+        <w:rPr>
+          <w:lang w:val="zh_CN" w:bidi="zh_CN"/>
+        </w:rPr>
+        <w:t>是指大卫的后裔，即使这个后裔是在</w:t>
+      </w:r>
+      <w:r>
+        <w:rPr>
+          <w:lang w:val="zh_CN" w:bidi="zh_CN"/>
+        </w:rPr>
+        <w:t>大卫</w:t>
+      </w:r>
+      <w:r>
+        <w:rPr>
+          <w:lang w:val="zh_CN" w:bidi="zh_CN"/>
+        </w:rPr>
+        <w:t>之后许多世代出生的。</w:t>
       </w:r>
     </w:p>
     <w:p>
@@ -517,21 +503,59 @@
           <w:lang w:val="zh_CN" w:bidi="zh_CN"/>
         </w:rPr>
       </w:r>
-    </w:p>
-    <w:p>
-      <w:pPr>
-        <w:pStyle w:val="Heading2"/>
-      </w:pPr>
-      <w:r>
-        <w:rPr>
-          <w:lang w:val="zh_CN" w:bidi="zh_CN"/>
-        </w:rPr>
-        <w:t>大卫的子孙</w:t>
-      </w:r>
-      <w:r>
-        <w:rPr>
-          <w:lang w:val="zh_CN" w:bidi="zh_CN"/>
-        </w:rPr>
+      <w:r>
+        <w:rPr>
+          <w:lang w:val="zh_CN" w:bidi="zh_CN"/>
+        </w:rPr>
+        <w:t>大卫是最受以色列人喜爱的王，在耶稣出生前大约一千年。 神应许大卫，他的一个后裔将永远统治</w:t>
+      </w:r>
+      <w:r>
+        <w:rPr>
+          <w:lang w:val="zh_CN" w:bidi="zh_CN"/>
+        </w:rPr>
+        <w:t>以色列</w:t>
+      </w:r>
+      <w:r>
+        <w:rPr>
+          <w:lang w:val="zh_CN" w:bidi="zh_CN"/>
+        </w:rPr>
+        <w:t>。 但因为以色列人如此不顺服神，神允许他们的仇敌征服他们。 以色列</w:t>
+      </w:r>
+      <w:r>
+        <w:rPr>
+          <w:lang w:val="zh_CN" w:bidi="zh_CN"/>
+        </w:rPr>
+        <w:t>国</w:t>
+      </w:r>
+      <w:r>
+        <w:rPr>
+          <w:lang w:val="zh_CN" w:bidi="zh_CN"/>
+        </w:rPr>
+        <w:t>不再存在。 但即使在这个困难的时刻，神仍赐给人们盼望的信息。 通过祂的代言人，</w:t>
+      </w:r>
+      <w:r>
+        <w:rPr>
+          <w:lang w:val="zh_CN" w:bidi="zh_CN"/>
+        </w:rPr>
+        <w:t>先知</w:t>
+      </w:r>
+      <w:r>
+        <w:rPr>
+          <w:lang w:val="zh_CN" w:bidi="zh_CN"/>
+        </w:rPr>
+        <w:t>，神告诉人们，大卫的后裔统治以色列的日子会再次来到。 这位</w:t>
+      </w:r>
+      <w:r>
+        <w:rPr>
+          <w:lang w:val="zh_CN" w:bidi="zh_CN"/>
+        </w:rPr>
+        <w:t>王</w:t>
+      </w:r>
+      <w:r>
+        <w:rPr>
+          <w:lang w:val="zh_CN" w:bidi="zh_CN"/>
+        </w:rPr>
+        <w:t>会拯救百姓脱离他们的困境，并使一切重新回到正轨。</w:t>
       </w:r>
     </w:p>
     <w:p>
@@ -543,101 +567,6 @@
       </w:r>
       <w:r>
         <w:rPr>
-          <w:b/>
-          <w:lang w:val="zh_CN" w:bidi="zh_CN"/>
-        </w:rPr>
-        <w:t>大卫的子孙</w:t>
-      </w:r>
-      <w:r>
-        <w:rPr>
-          <w:lang w:val="zh_CN" w:bidi="zh_CN"/>
-        </w:rPr>
-        <w:t>是指大卫的后裔，即使这个后裔是在</w:t>
-      </w:r>
-      <w:r>
-        <w:rPr>
-          <w:lang w:val="zh_CN" w:bidi="zh_CN"/>
-        </w:rPr>
-        <w:t>大卫</w:t>
-      </w:r>
-      <w:r>
-        <w:rPr>
-          <w:lang w:val="zh_CN" w:bidi="zh_CN"/>
-        </w:rPr>
-        <w:t>之后许多世代出生的。</w:t>
-      </w:r>
-    </w:p>
-    <w:p>
-      <w:pPr/>
-      <w:r>
-        <w:rPr>
-          <w:lang w:val="zh_CN" w:bidi="zh_CN"/>
-        </w:rPr>
-      </w:r>
-      <w:r>
-        <w:rPr>
-          <w:lang w:val="zh_CN" w:bidi="zh_CN"/>
-        </w:rPr>
-        <w:t>大卫是最受以色列人喜爱的王，在耶稣出生前大约一千年。 神应许大卫，他的一个后裔将永远统治</w:t>
-      </w:r>
-      <w:r>
-        <w:rPr>
-          <w:lang w:val="zh_CN" w:bidi="zh_CN"/>
-        </w:rPr>
-        <w:t>以色列</w:t>
-      </w:r>
-      <w:r>
-        <w:rPr>
-          <w:lang w:val="zh_CN" w:bidi="zh_CN"/>
-        </w:rPr>
-        <w:t>。 但因为以色列人如此不顺服神，神允许他们的仇敌征服他们。 以色列</w:t>
-      </w:r>
-      <w:r>
-        <w:rPr>
-          <w:lang w:val="zh_CN" w:bidi="zh_CN"/>
-        </w:rPr>
-        <w:t>国</w:t>
-      </w:r>
-      <w:r>
-        <w:rPr>
-          <w:lang w:val="zh_CN" w:bidi="zh_CN"/>
-        </w:rPr>
-        <w:t>不再存在。 但即使在这个困难的时刻，神仍赐给人们盼望的信息。 通过祂的代言人，</w:t>
-      </w:r>
-      <w:r>
-        <w:rPr>
-          <w:lang w:val="zh_CN" w:bidi="zh_CN"/>
-        </w:rPr>
-        <w:t>先知</w:t>
-      </w:r>
-      <w:r>
-        <w:rPr>
-          <w:lang w:val="zh_CN" w:bidi="zh_CN"/>
-        </w:rPr>
-        <w:t>，神告诉人们，大卫的后裔统治以色列的日子会再次来到。 这位</w:t>
-      </w:r>
-      <w:r>
-        <w:rPr>
-          <w:lang w:val="zh_CN" w:bidi="zh_CN"/>
-        </w:rPr>
-        <w:t>王</w:t>
-      </w:r>
-      <w:r>
-        <w:rPr>
-          <w:lang w:val="zh_CN" w:bidi="zh_CN"/>
-        </w:rPr>
-        <w:t>会拯救百姓脱离他们的困境，并使一切重新回到正轨。</w:t>
-      </w:r>
-    </w:p>
-    <w:p>
-      <w:pPr/>
-      <w:r>
-        <w:rPr>
-          <w:lang w:val="zh_CN" w:bidi="zh_CN"/>
-        </w:rPr>
-      </w:r>
-      <w:r>
-        <w:rPr>
           <w:lang w:val="zh_CN" w:bidi="zh_CN"/>
         </w:rPr>
         <w:t>所以以色列人期待有一天神会差遣这位王和救主。 他们称这应许的王为</w:t>
@@ -677,77 +606,6 @@
           <w:lang w:val="zh_CN" w:bidi="zh_CN"/>
         </w:rPr>
         <w:t>耶稣是特别的王，也是神应许要差来的救主。</w:t>
-      </w:r>
-      <w:r>
-        <w:rPr>
-          <w:lang w:val="zh_CN" w:bidi="zh_CN"/>
-        </w:rPr>
-      </w:r>
-      <w:r>
-        <w:rPr>
-          <w:lang w:val="zh_CN" w:bidi="zh_CN"/>
-        </w:rPr>
-      </w:r>
-    </w:p>
-    <w:p>
-      <w:pPr/>
-      <w:r>
-        <w:rPr>
-          <w:lang w:val="zh_CN" w:bidi="zh_CN"/>
-        </w:rPr>
-      </w:r>
-    </w:p>
-    <w:p>
-      <w:pPr>
-        <w:pStyle w:val="Heading2"/>
-      </w:pPr>
-      <w:r>
-        <w:rPr>
-          <w:lang w:val="zh_CN" w:bidi="zh_CN"/>
-        </w:rPr>
-        <w:t>大卫的子孙</w:t>
-      </w:r>
-      <w:r>
-        <w:rPr>
-          <w:lang w:val="zh_CN" w:bidi="zh_CN"/>
-        </w:rPr>
-      </w:r>
-    </w:p>
-    <w:p>
-      <w:pPr>
-        <w:pStyle w:val="Heading4"/>
-      </w:pPr>
-      <w:r>
-        <w:rPr>
-          <w:lang w:val="zh_CN" w:bidi="zh_CN"/>
-        </w:rPr>
-        <w:t>Audio Content</w:t>
-      </w:r>
-    </w:p>
-    <w:p>
-      <w:pPr/>
-      <w:r>
-        <w:rPr>
-          <w:lang w:val="zh_CN" w:bidi="zh_CN"/>
-        </w:rPr>
-      </w:r>
-      <w:hyperlink r:id="rId13">
-        <w:r>
-          <w:rPr>
-            <w:lang w:val="zh_CN" w:bidi="zh_CN"/>
-          </w:rPr>
-          <w:rPr>
-            <w:color w:val="0000EE"/>
-            <w:u w:val="single"/>
-          </w:rPr>
-          <w:t>mp3 file</w:t>
-        </w:r>
-      </w:hyperlink>
-      <w:r>
-        <w:rPr>
-          <w:lang w:val="zh_CN" w:bidi="zh_CN"/>
-        </w:rPr>
-        <w:t xml:space="preserve"> (None KB)</w:t>
       </w:r>
       <w:r>
         <w:rPr>

--- a/zhs/docx/008.content.docx
+++ b/zhs/docx/008.content.docx
@@ -218,24 +218,36 @@
         </w:rPr>
         <w:t>是</w:t>
       </w:r>
-      <w:r>
-        <w:rPr>
-          <w:lang w:val="zh_CN" w:bidi="zh_CN"/>
-        </w:rPr>
-        <w:t>以色列</w:t>
-      </w:r>
+      <w:hyperlink r:id="rId13">
+        <w:r>
+          <w:rPr>
+            <w:lang w:val="zh_CN" w:bidi="zh_CN"/>
+          </w:rPr>
+          <w:rPr>
+            <w:color w:val="0000EE"/>
+            <w:u w:val="single"/>
+          </w:rPr>
+          <w:t>以色列</w:t>
+        </w:r>
+      </w:hyperlink>
       <w:r>
         <w:rPr>
           <w:lang w:val="zh_CN" w:bidi="zh_CN"/>
         </w:rPr>
         <w:t>的第二个</w:t>
       </w:r>
-      <w:r>
-        <w:rPr>
-          <w:lang w:val="zh_CN" w:bidi="zh_CN"/>
-        </w:rPr>
-        <w:t>王</w:t>
-      </w:r>
+      <w:hyperlink r:id="rId14">
+        <w:r>
+          <w:rPr>
+            <w:lang w:val="zh_CN" w:bidi="zh_CN"/>
+          </w:rPr>
+          <w:rPr>
+            <w:color w:val="0000EE"/>
+            <w:u w:val="single"/>
+          </w:rPr>
+          <w:t>王</w:t>
+        </w:r>
+      </w:hyperlink>
       <w:r>
         <w:rPr>
           <w:lang w:val="zh_CN" w:bidi="zh_CN"/>
@@ -254,26 +266,56 @@
         <w:rPr>
           <w:lang w:val="zh_CN" w:bidi="zh_CN"/>
         </w:rPr>
-        <w:t>大卫是一个名叫耶西的人的最小的儿子。大卫牧养他父亲的羊。耶西和他的家人住在一个名叫伯利恒的村庄。大卫的哥哥们是扫罗王的军队中的士兵，扫罗是以色列第一个王。扫罗王不顺服神，所以神弃绝了他。因此，神指示</w:t>
-      </w:r>
-      <w:r>
-        <w:rPr>
-          <w:lang w:val="zh_CN" w:bidi="zh_CN"/>
-        </w:rPr>
-        <w:t>先知</w:t>
-      </w:r>
+        <w:t>大卫是一个名叫耶西的人的最小的儿子。大卫牧养他父亲的羊。耶西和他的家人住在一个名叫</w:t>
+      </w:r>
+      <w:hyperlink r:id="rId15">
+        <w:r>
+          <w:rPr>
+            <w:lang w:val="zh_CN" w:bidi="zh_CN"/>
+          </w:rPr>
+          <w:rPr>
+            <w:color w:val="0000EE"/>
+            <w:u w:val="single"/>
+          </w:rPr>
+          <w:t>伯利恒</w:t>
+        </w:r>
+      </w:hyperlink>
+      <w:r>
+        <w:rPr>
+          <w:lang w:val="zh_CN" w:bidi="zh_CN"/>
+        </w:rPr>
+        <w:t>的村庄。大卫的哥哥们是扫罗王的军队中的士兵，扫罗是以色列第一个王。扫罗王不顺服神，所以神弃绝了他。因此，神指示</w:t>
+      </w:r>
+      <w:hyperlink r:id="rId16">
+        <w:r>
+          <w:rPr>
+            <w:lang w:val="zh_CN" w:bidi="zh_CN"/>
+          </w:rPr>
+          <w:rPr>
+            <w:color w:val="0000EE"/>
+            <w:u w:val="single"/>
+          </w:rPr>
+          <w:t>先知</w:t>
+        </w:r>
+      </w:hyperlink>
       <w:r>
         <w:rPr>
           <w:lang w:val="zh_CN" w:bidi="zh_CN"/>
         </w:rPr>
         <w:t>撒母耳，去</w:t>
       </w:r>
-      <w:r>
-        <w:rPr>
-          <w:lang w:val="zh_CN" w:bidi="zh_CN"/>
-        </w:rPr>
-        <w:t>膏抹</w:t>
-      </w:r>
+      <w:hyperlink r:id="rId17">
+        <w:r>
+          <w:rPr>
+            <w:lang w:val="zh_CN" w:bidi="zh_CN"/>
+          </w:rPr>
+          <w:rPr>
+            <w:color w:val="0000EE"/>
+            <w:u w:val="single"/>
+          </w:rPr>
+          <w:t>膏抹</w:t>
+        </w:r>
+      </w:hyperlink>
       <w:r>
         <w:rPr>
           <w:lang w:val="zh_CN" w:bidi="zh_CN"/>
@@ -292,14 +334,38 @@
         <w:rPr>
           <w:lang w:val="zh_CN" w:bidi="zh_CN"/>
         </w:rPr>
-        <w:t>有一次，当扫罗王和他的军队与一些敌人交战时，以色列人输掉了一场战斗，扫罗王和他的儿子们被杀死。这之后，以色列人立大卫为他们的王。大卫开始住在</w:t>
-      </w:r>
-      <w:r>
-        <w:rPr>
-          <w:lang w:val="zh_CN" w:bidi="zh_CN"/>
-        </w:rPr>
-        <w:t>耶路撒冷</w:t>
-      </w:r>
+        <w:t>有一次，当扫罗王和他的军队与一些敌人交战时，</w:t>
+      </w:r>
+      <w:hyperlink r:id="rId18">
+        <w:r>
+          <w:rPr>
+            <w:lang w:val="zh_CN" w:bidi="zh_CN"/>
+          </w:rPr>
+          <w:rPr>
+            <w:color w:val="0000EE"/>
+            <w:u w:val="single"/>
+          </w:rPr>
+          <w:t>以色列人</w:t>
+        </w:r>
+      </w:hyperlink>
+      <w:r>
+        <w:rPr>
+          <w:lang w:val="zh_CN" w:bidi="zh_CN"/>
+        </w:rPr>
+        <w:t>输掉了一场战斗，扫罗王和他的儿子们被杀死。这之后，以色列人立大卫为他们的王。大卫开始住在</w:t>
+      </w:r>
+      <w:hyperlink r:id="rId19">
+        <w:r>
+          <w:rPr>
+            <w:lang w:val="zh_CN" w:bidi="zh_CN"/>
+          </w:rPr>
+          <w:rPr>
+            <w:color w:val="0000EE"/>
+            <w:u w:val="single"/>
+          </w:rPr>
+          <w:t>耶路撒冷</w:t>
+        </w:r>
+      </w:hyperlink>
       <w:r>
         <w:rPr>
           <w:lang w:val="zh_CN" w:bidi="zh_CN"/>
@@ -320,17 +386,41 @@
         </w:rPr>
         <w:t>大卫成为以色列最受人喜爱的王。他爱神，并信靠祂。因此，神称他为"合神心意的人"。大卫非常想为神建造一座</w:t>
       </w:r>
-      <w:r>
-        <w:rPr>
-          <w:lang w:val="zh_CN" w:bidi="zh_CN"/>
-        </w:rPr>
-        <w:t>殿</w:t>
-      </w:r>
-      <w:r>
-        <w:rPr>
-          <w:lang w:val="zh_CN" w:bidi="zh_CN"/>
-        </w:rPr>
-        <w:t>，但神告诉大卫，不是大卫，而是大卫的儿子要建造这座殿。神赐给大卫一个非常重要的应许。神应许大卫，他的一个后裔将永远统治以色列。</w:t>
+      <w:hyperlink r:id="rId20">
+        <w:r>
+          <w:rPr>
+            <w:lang w:val="zh_CN" w:bidi="zh_CN"/>
+          </w:rPr>
+          <w:rPr>
+            <w:color w:val="0000EE"/>
+            <w:u w:val="single"/>
+          </w:rPr>
+          <w:t>殿</w:t>
+        </w:r>
+      </w:hyperlink>
+      <w:r>
+        <w:rPr>
+          <w:lang w:val="zh_CN" w:bidi="zh_CN"/>
+        </w:rPr>
+        <w:t>，但神告诉大卫，不是大卫，而是大卫的儿子要建造这座殿。神赐给大卫一个非常重要的应许。神应许大卫，他的一个</w:t>
+      </w:r>
+      <w:hyperlink r:id="rId21">
+        <w:r>
+          <w:rPr>
+            <w:lang w:val="zh_CN" w:bidi="zh_CN"/>
+          </w:rPr>
+          <w:rPr>
+            <w:color w:val="0000EE"/>
+            <w:u w:val="single"/>
+          </w:rPr>
+          <w:t>后裔</w:t>
+        </w:r>
+      </w:hyperlink>
+      <w:r>
+        <w:rPr>
+          <w:lang w:val="zh_CN" w:bidi="zh_CN"/>
+        </w:rPr>
+        <w:t>将永远统治以色列。</w:t>
       </w:r>
     </w:p>
     <w:p>
@@ -346,42 +436,66 @@
         </w:rPr>
         <w:t>这并不意味着大卫从来没有做错任何事。事实上，他做了一些可怕的事情：他犯了</w:t>
       </w:r>
-      <w:r>
-        <w:rPr>
-          <w:lang w:val="zh_CN" w:bidi="zh_CN"/>
-        </w:rPr>
-        <w:t>奸淫</w:t>
-      </w:r>
+      <w:hyperlink r:id="rId22">
+        <w:r>
+          <w:rPr>
+            <w:lang w:val="zh_CN" w:bidi="zh_CN"/>
+          </w:rPr>
+          <w:rPr>
+            <w:color w:val="0000EE"/>
+            <w:u w:val="single"/>
+          </w:rPr>
+          <w:t>奸淫</w:t>
+        </w:r>
+      </w:hyperlink>
       <w:r>
         <w:rPr>
           <w:lang w:val="zh_CN" w:bidi="zh_CN"/>
         </w:rPr>
         <w:t>和谋杀。但他为他的</w:t>
       </w:r>
-      <w:r>
-        <w:rPr>
-          <w:lang w:val="zh_CN" w:bidi="zh_CN"/>
-        </w:rPr>
-        <w:t>罪</w:t>
-      </w:r>
-      <w:r>
-        <w:rPr>
-          <w:lang w:val="zh_CN" w:bidi="zh_CN"/>
-        </w:rPr>
-        <w:t>悔改</w:t>
-      </w:r>
+      <w:hyperlink r:id="rId23">
+        <w:r>
+          <w:rPr>
+            <w:lang w:val="zh_CN" w:bidi="zh_CN"/>
+          </w:rPr>
+          <w:rPr>
+            <w:color w:val="0000EE"/>
+            <w:u w:val="single"/>
+          </w:rPr>
+          <w:t>罪</w:t>
+        </w:r>
+      </w:hyperlink>
+      <w:hyperlink r:id="rId24">
+        <w:r>
+          <w:rPr>
+            <w:lang w:val="zh_CN" w:bidi="zh_CN"/>
+          </w:rPr>
+          <w:rPr>
+            <w:color w:val="0000EE"/>
+            <w:u w:val="single"/>
+          </w:rPr>
+          <w:t>悔改</w:t>
+        </w:r>
+      </w:hyperlink>
       <w:r>
         <w:rPr>
           <w:lang w:val="zh_CN" w:bidi="zh_CN"/>
         </w:rPr>
         <w:t>，神饶恕了他。但即使神</w:t>
       </w:r>
-      <w:r>
-        <w:rPr>
-          <w:lang w:val="zh_CN" w:bidi="zh_CN"/>
-        </w:rPr>
-        <w:t>饶恕</w:t>
-      </w:r>
+      <w:hyperlink r:id="rId25">
+        <w:r>
+          <w:rPr>
+            <w:lang w:val="zh_CN" w:bidi="zh_CN"/>
+          </w:rPr>
+          <w:rPr>
+            <w:color w:val="0000EE"/>
+            <w:u w:val="single"/>
+          </w:rPr>
+          <w:t>饶恕</w:t>
+        </w:r>
+      </w:hyperlink>
       <w:r>
         <w:rPr>
           <w:lang w:val="zh_CN" w:bidi="zh_CN"/>
@@ -416,12 +530,18 @@
         </w:rPr>
         <w:t>大卫死后几百年，以色列</w:t>
       </w:r>
-      <w:r>
-        <w:rPr>
-          <w:lang w:val="zh_CN" w:bidi="zh_CN"/>
-        </w:rPr>
-        <w:t>国</w:t>
-      </w:r>
+      <w:hyperlink r:id="rId26">
+        <w:r>
+          <w:rPr>
+            <w:lang w:val="zh_CN" w:bidi="zh_CN"/>
+          </w:rPr>
+          <w:rPr>
+            <w:color w:val="0000EE"/>
+            <w:u w:val="single"/>
+          </w:rPr>
+          <w:t>国</w:t>
+        </w:r>
+      </w:hyperlink>
       <w:r>
         <w:rPr>
           <w:lang w:val="zh_CN" w:bidi="zh_CN"/>
@@ -481,14 +601,38 @@
         <w:rPr>
           <w:lang w:val="zh_CN" w:bidi="zh_CN"/>
         </w:rPr>
-        <w:t>是指大卫的后裔，即使这个后裔是在</w:t>
-      </w:r>
-      <w:r>
-        <w:rPr>
-          <w:lang w:val="zh_CN" w:bidi="zh_CN"/>
-        </w:rPr>
-        <w:t>大卫</w:t>
-      </w:r>
+        <w:t>是指</w:t>
+      </w:r>
+      <w:hyperlink r:id="rId21">
+        <w:r>
+          <w:rPr>
+            <w:lang w:val="zh_CN" w:bidi="zh_CN"/>
+          </w:rPr>
+          <w:rPr>
+            <w:color w:val="0000EE"/>
+            <w:u w:val="single"/>
+          </w:rPr>
+          <w:t>大卫的后裔</w:t>
+        </w:r>
+      </w:hyperlink>
+      <w:r>
+        <w:rPr>
+          <w:lang w:val="zh_CN" w:bidi="zh_CN"/>
+        </w:rPr>
+        <w:t>，即使这个后裔是在</w:t>
+      </w:r>
+      <w:hyperlink r:id="rId27">
+        <w:r>
+          <w:rPr>
+            <w:lang w:val="zh_CN" w:bidi="zh_CN"/>
+          </w:rPr>
+          <w:rPr>
+            <w:color w:val="0000EE"/>
+            <w:u w:val="single"/>
+          </w:rPr>
+          <w:t>大卫</w:t>
+        </w:r>
+      </w:hyperlink>
       <w:r>
         <w:rPr>
           <w:lang w:val="zh_CN" w:bidi="zh_CN"/>
@@ -507,50 +651,92 @@
         <w:rPr>
           <w:lang w:val="zh_CN" w:bidi="zh_CN"/>
         </w:rPr>
-        <w:t>大卫是最受以色列人喜爱的王，在耶稣出生前大约一千年。 神应许大卫，他的一个后裔将永远统治</w:t>
-      </w:r>
-      <w:r>
-        <w:rPr>
-          <w:lang w:val="zh_CN" w:bidi="zh_CN"/>
-        </w:rPr>
-        <w:t>以色列</w:t>
-      </w:r>
+        <w:t>大卫是最受</w:t>
+      </w:r>
+      <w:hyperlink r:id="rId18">
+        <w:r>
+          <w:rPr>
+            <w:lang w:val="zh_CN" w:bidi="zh_CN"/>
+          </w:rPr>
+          <w:rPr>
+            <w:color w:val="0000EE"/>
+            <w:u w:val="single"/>
+          </w:rPr>
+          <w:t>以色列人</w:t>
+        </w:r>
+      </w:hyperlink>
+      <w:r>
+        <w:rPr>
+          <w:lang w:val="zh_CN" w:bidi="zh_CN"/>
+        </w:rPr>
+        <w:t>喜爱的王，在耶稣出生前大约一千年。 神应许大卫，他的一个后裔将永远统治</w:t>
+      </w:r>
+      <w:hyperlink r:id="rId13">
+        <w:r>
+          <w:rPr>
+            <w:lang w:val="zh_CN" w:bidi="zh_CN"/>
+          </w:rPr>
+          <w:rPr>
+            <w:color w:val="0000EE"/>
+            <w:u w:val="single"/>
+          </w:rPr>
+          <w:t>以色列</w:t>
+        </w:r>
+      </w:hyperlink>
       <w:r>
         <w:rPr>
           <w:lang w:val="zh_CN" w:bidi="zh_CN"/>
         </w:rPr>
         <w:t>。 但因为以色列人如此不顺服神，神允许他们的仇敌征服他们。 以色列</w:t>
       </w:r>
-      <w:r>
-        <w:rPr>
-          <w:lang w:val="zh_CN" w:bidi="zh_CN"/>
-        </w:rPr>
-        <w:t>国</w:t>
-      </w:r>
+      <w:hyperlink r:id="rId28">
+        <w:r>
+          <w:rPr>
+            <w:lang w:val="zh_CN" w:bidi="zh_CN"/>
+          </w:rPr>
+          <w:rPr>
+            <w:color w:val="0000EE"/>
+            <w:u w:val="single"/>
+          </w:rPr>
+          <w:t>国</w:t>
+        </w:r>
+      </w:hyperlink>
       <w:r>
         <w:rPr>
           <w:lang w:val="zh_CN" w:bidi="zh_CN"/>
         </w:rPr>
         <w:t>不再存在。 但即使在这个困难的时刻，神仍赐给人们盼望的信息。 通过祂的代言人，</w:t>
       </w:r>
-      <w:r>
-        <w:rPr>
-          <w:lang w:val="zh_CN" w:bidi="zh_CN"/>
-        </w:rPr>
-        <w:t>先知</w:t>
-      </w:r>
+      <w:hyperlink r:id="rId29">
+        <w:r>
+          <w:rPr>
+            <w:lang w:val="zh_CN" w:bidi="zh_CN"/>
+          </w:rPr>
+          <w:rPr>
+            <w:color w:val="0000EE"/>
+            <w:u w:val="single"/>
+          </w:rPr>
+          <w:t>先知</w:t>
+        </w:r>
+      </w:hyperlink>
       <w:r>
         <w:rPr>
           <w:lang w:val="zh_CN" w:bidi="zh_CN"/>
         </w:rPr>
         <w:t>，神告诉人们，大卫的后裔统治以色列的日子会再次来到。 这位</w:t>
       </w:r>
-      <w:r>
-        <w:rPr>
-          <w:lang w:val="zh_CN" w:bidi="zh_CN"/>
-        </w:rPr>
-        <w:t>王</w:t>
-      </w:r>
+      <w:hyperlink r:id="rId14">
+        <w:r>
+          <w:rPr>
+            <w:lang w:val="zh_CN" w:bidi="zh_CN"/>
+          </w:rPr>
+          <w:rPr>
+            <w:color w:val="0000EE"/>
+            <w:u w:val="single"/>
+          </w:rPr>
+          <w:t>王</w:t>
+        </w:r>
+      </w:hyperlink>
       <w:r>
         <w:rPr>
           <w:lang w:val="zh_CN" w:bidi="zh_CN"/>
@@ -569,38 +755,74 @@
         <w:rPr>
           <w:lang w:val="zh_CN" w:bidi="zh_CN"/>
         </w:rPr>
-        <w:t>所以以色列人期待有一天神会差遣这位王和救主。 他们称这应许的王为</w:t>
-      </w:r>
-      <w:r>
-        <w:rPr>
-          <w:lang w:val="zh_CN" w:bidi="zh_CN"/>
-        </w:rPr>
-        <w:t>弥赛亚</w:t>
-      </w:r>
+        <w:t>所以以色列人期待有一天神会差遣这位王和</w:t>
+      </w:r>
+      <w:hyperlink r:id="rId30">
+        <w:r>
+          <w:rPr>
+            <w:lang w:val="zh_CN" w:bidi="zh_CN"/>
+          </w:rPr>
+          <w:rPr>
+            <w:color w:val="0000EE"/>
+            <w:u w:val="single"/>
+          </w:rPr>
+          <w:t>救主</w:t>
+        </w:r>
+      </w:hyperlink>
+      <w:r>
+        <w:rPr>
+          <w:lang w:val="zh_CN" w:bidi="zh_CN"/>
+        </w:rPr>
+        <w:t>。 他们称这应许的王为</w:t>
+      </w:r>
+      <w:hyperlink r:id="rId31">
+        <w:r>
+          <w:rPr>
+            <w:lang w:val="zh_CN" w:bidi="zh_CN"/>
+          </w:rPr>
+          <w:rPr>
+            <w:color w:val="0000EE"/>
+            <w:u w:val="single"/>
+          </w:rPr>
+          <w:t>弥赛亚</w:t>
+        </w:r>
+      </w:hyperlink>
       <w:r>
         <w:rPr>
           <w:lang w:val="zh_CN" w:bidi="zh_CN"/>
         </w:rPr>
         <w:t>或</w:t>
       </w:r>
-      <w:r>
-        <w:rPr>
-          <w:lang w:val="zh_CN" w:bidi="zh_CN"/>
-        </w:rPr>
-        <w:t>基督</w:t>
-      </w:r>
+      <w:hyperlink r:id="rId32">
+        <w:r>
+          <w:rPr>
+            <w:lang w:val="zh_CN" w:bidi="zh_CN"/>
+          </w:rPr>
+          <w:rPr>
+            <w:color w:val="0000EE"/>
+            <w:u w:val="single"/>
+          </w:rPr>
+          <w:t>基督</w:t>
+        </w:r>
+      </w:hyperlink>
       <w:r>
         <w:rPr>
           <w:lang w:val="zh_CN" w:bidi="zh_CN"/>
         </w:rPr>
         <w:t>。 弥赛亚是被任命执行特殊任务的人。弥赛亚将是大卫的后裔。 在新约中，当人们称耶稣为"大卫的子孙"时，他们的意思是说他们</w:t>
       </w:r>
-      <w:r>
-        <w:rPr>
-          <w:lang w:val="zh_CN" w:bidi="zh_CN"/>
-        </w:rPr>
-        <w:t>相信</w:t>
-      </w:r>
+      <w:hyperlink r:id="rId33">
+        <w:r>
+          <w:rPr>
+            <w:lang w:val="zh_CN" w:bidi="zh_CN"/>
+          </w:rPr>
+          <w:rPr>
+            <w:color w:val="0000EE"/>
+            <w:u w:val="single"/>
+          </w:rPr>
+          <w:t>相信</w:t>
+        </w:r>
+      </w:hyperlink>
       <w:r>
         <w:rPr>
           <w:lang w:val="zh_CN" w:bidi="zh_CN"/>
